--- a/ru/wisdom-stories/lifes-finest-blessing.docx
+++ b/ru/wisdom-stories/lifes-finest-blessing.docx
@@ -12,7 +12,7 @@
         <w:rPr>
           <w:lang/>
         </w:rPr>
-        <w:t>Дервиша спросили:</w:t>
+        <w:t>Лучший дар судьбы</w:t>
       </w:r>
     </w:p>
     <w:p>
@@ -25,6 +25,8 @@
         <w:rPr>
           <w:lang/>
         </w:rPr>
+        <w:t>Дервиша спросили:</w:t>
+        <w:br/>
         <w:t>— Что самое прекрасное может подарить человеку судьба?</w:t>
       </w:r>
     </w:p>
